--- a/交付成果/第三轮修订版/第三轮4周版/读书会20_从凡夫到圣者道果与涅槃_4周资料包（第三版修订）/Word版/第3周_十六观智次第（上·下）_主持人版.docx
+++ b/交付成果/第三轮修订版/第三轮4周版/读书会20_从凡夫到圣者道果与涅槃_4周资料包（第三版修订）/Word版/第3周_十六观智次第（上·下）_主持人版.docx
@@ -20239,6 +20239,598 @@
           <w:b w:val="0"/>
         </w:rPr>
         <w:t>&lt;!--EXT_READ--&gt;</w:t>
+      </w:r>
+    </w:p>
+    <w:p>
+      <w:r>
+        <w:rPr>
+          <w:b/>
+          <w:color w:val="1F3864"/>
+          <w:sz w:val="26"/>
+        </w:rPr>
+        <w:t>🖼 课件原图（源 PDF 渲染·供投屏）</w:t>
+      </w:r>
+    </w:p>
+    <w:p>
+      <w:pPr>
+        <w:ind w:left="170"/>
+        <w:pBdr>
+          <w:left w:val="single" w:sz="18" w:space="4" w:color="1F3864"/>
+        </w:pBdr>
+        <w:shd w:val="clear" w:fill="F2F5FA"/>
+      </w:pPr>
+      <w:r>
+        <w:rPr>
+          <w:b w:val="0"/>
+        </w:rPr>
+        <w:t>下列图片为正文标注「图形页／无法逐字提取／图版」处对应的</w:t>
+      </w:r>
+      <w:r>
+        <w:rPr>
+          <w:b/>
+        </w:rPr>
+        <w:t>源课件整页渲染</w:t>
+      </w:r>
+      <w:r>
+        <w:rPr>
+          <w:b w:val="0"/>
+        </w:rPr>
+        <w:t>（自知识库媒体导出后 pymupdf 渲染，最大宽约 1200px），供投屏或板书对照；每页标注源材料与页码。《共读原文》文字一字未改。</w:t>
+      </w:r>
+    </w:p>
+    <w:p>
+      <w:r>
+        <w:rPr>
+          <w:b/>
+        </w:rPr>
+        <w:t>拼版总图（整册缩略·目视定位用）</w:t>
+      </w:r>
+    </w:p>
+    <w:p>
+      <w:pPr>
+        <w:pStyle w:val="ListBullet"/>
+      </w:pPr>
+      <w:r>
+        <w:rPr>
+          <w:b w:val="0"/>
+        </w:rPr>
+        <w:t>《亲知实见》：![拼版总图·《亲知实见》](课件原图/拼版_b2674b1c.png)</w:t>
+      </w:r>
+    </w:p>
+    <w:p>
+      <w:pPr>
+        <w:pStyle w:val="ListBullet"/>
+      </w:pPr>
+      <w:r>
+        <w:rPr>
+          <w:b w:val="0"/>
+        </w:rPr>
+        <w:t>《如来禅修学体系90-摄业处分别2（课件）》：![拼版总图·《如来禅修学体系90-摄业处分别2（课件）》](课件原图/拼版_2940cee8.png)</w:t>
+      </w:r>
+    </w:p>
+    <w:p>
+      <w:pPr>
+        <w:pStyle w:val="ListBullet"/>
+      </w:pPr>
+      <w:r>
+        <w:rPr>
+          <w:b w:val="0"/>
+        </w:rPr>
+        <w:t>《证悟涅槃的唯一之道（帕奥·玛欣德译）》：![拼版总图·《证悟涅槃的唯一之道（帕奥·玛欣德译）》](课件原图/拼版_6fecc2b9.png)</w:t>
+      </w:r>
+    </w:p>
+    <w:p>
+      <w:pPr>
+        <w:pStyle w:val="ListBullet"/>
+      </w:pPr>
+      <w:r>
+        <w:rPr>
+          <w:b w:val="0"/>
+        </w:rPr>
+        <w:t>《佛陀教导过智慧之光吗》：![拼版总图·《佛陀教导过智慧之光吗》](课件原图/拼版_2f008b71.png)</w:t>
+      </w:r>
+    </w:p>
+    <w:p>
+      <w:pPr>
+        <w:pStyle w:val="ListBullet"/>
+      </w:pPr>
+      <w:r>
+        <w:rPr>
+          <w:b w:val="0"/>
+        </w:rPr>
+        <w:t>《突破止观-帕奥西亚多》：![拼版总图·《突破止观-帕奥西亚多》](课件原图/拼版_b1ac7c05.png)</w:t>
+      </w:r>
+    </w:p>
+    <w:p>
+      <w:pPr>
+        <w:pStyle w:val="ListBullet"/>
+      </w:pPr>
+      <w:r>
+        <w:rPr>
+          <w:b w:val="0"/>
+        </w:rPr>
+        <w:t>《止观法要》：![拼版总图·《止观法要》](课件原图/拼版_66dc47ff.png)</w:t>
+      </w:r>
+    </w:p>
+    <w:p>
+      <w:pPr>
+        <w:pStyle w:val="ListBullet"/>
+      </w:pPr>
+      <w:r>
+        <w:rPr>
+          <w:b w:val="0"/>
+        </w:rPr>
+        <w:t>《清净道论-2 Visuddhimagga-2》：![拼版总图·《清净道论-2 Visuddhimagga-2》](课件原图/拼版_7f3ba6b4.png)</w:t>
+      </w:r>
+    </w:p>
+    <w:p>
+      <w:pPr>
+        <w:pStyle w:val="ListBullet"/>
+      </w:pPr>
+      <w:r>
+        <w:rPr>
+          <w:b w:val="0"/>
+        </w:rPr>
+        <w:t>《清净之道讲要（下）·玛欣德》：![拼版总图·《清净之道讲要（下）·玛欣德》](课件原图/拼版_67881650.png)</w:t>
+      </w:r>
+    </w:p>
+    <w:p>
+      <w:r>
+        <w:rPr>
+          <w:b/>
+        </w:rPr>
+        <w:t>图形页（目视定位所得）</w:t>
+      </w:r>
+    </w:p>
+    <w:p>
+      <w:pPr>
+        <w:pStyle w:val="ListBullet"/>
+      </w:pPr>
+      <w:r>
+        <w:rPr>
+          <w:b w:val="0"/>
+        </w:rPr>
+        <w:t>《亲知实见》第93页（表格（禅心定路））：![课件原图·《亲知实见》·第93页](课件原图/课件原图_b2674b1c_p93.png)</w:t>
+      </w:r>
+    </w:p>
+    <w:p>
+      <w:pPr>
+        <w:pStyle w:val="ListBullet"/>
+      </w:pPr>
+      <w:r>
+        <w:rPr>
+          <w:b w:val="0"/>
+        </w:rPr>
+        <w:t>《亲知实见》第221页（表格（眼门基本色法））：![课件原图·《亲知实见》·第221页](课件原图/课件原图_b2674b1c_p221.png)</w:t>
+      </w:r>
+    </w:p>
+    <w:p>
+      <w:pPr>
+        <w:pStyle w:val="ListBullet"/>
+      </w:pPr>
+      <w:r>
+        <w:rPr>
+          <w:b w:val="0"/>
+        </w:rPr>
+        <w:t>《亲知实见》第228页（表格（身体基本色法））：![课件原图·《亲知实见》·第228页](课件原图/课件原图_b2674b1c_p228.png)</w:t>
+      </w:r>
+    </w:p>
+    <w:p>
+      <w:pPr>
+        <w:pStyle w:val="ListBullet"/>
+      </w:pPr>
+      <w:r>
+        <w:rPr>
+          <w:b w:val="0"/>
+        </w:rPr>
+        <w:t>《亲知实见》第229页（表格（心脏基本色法））：![课件原图·《亲知实见》·第229页](课件原图/课件原图_b2674b1c_p229.png)</w:t>
+      </w:r>
+    </w:p>
+    <w:p>
+      <w:pPr>
+        <w:pStyle w:val="ListBullet"/>
+      </w:pPr>
+      <w:r>
+        <w:rPr>
+          <w:b w:val="0"/>
+        </w:rPr>
+        <w:t>《亲知实见》第230页（结构图+表格（死亡与转生·缘起））：![课件原图·《亲知实见》·第230页](课件原图/课件原图_b2674b1c_p230.png)</w:t>
+      </w:r>
+    </w:p>
+    <w:p>
+      <w:pPr>
+        <w:pStyle w:val="ListBullet"/>
+      </w:pPr>
+      <w:r>
+        <w:rPr>
+          <w:b w:val="0"/>
+        </w:rPr>
+        <w:t>《亲知实见》第273页（结构图+表格（生死流转缘起））：![课件原图·《亲知实见》·第273页](课件原图/课件原图_b2674b1c_p273.png)</w:t>
+      </w:r>
+    </w:p>
+    <w:p>
+      <w:pPr>
+        <w:pStyle w:val="ListBullet"/>
+      </w:pPr>
+      <w:r>
+        <w:rPr>
+          <w:b w:val="0"/>
+        </w:rPr>
+        <w:t>《亲知实见》第300页（结构图+表格（死亡与转生））：![课件原图·《亲知实见》·第300页](课件原图/课件原图_b2674b1c_p300.png)</w:t>
+      </w:r>
+    </w:p>
+    <w:p>
+      <w:pPr>
+        <w:pStyle w:val="ListBullet"/>
+      </w:pPr>
+      <w:r>
+        <w:rPr>
+          <w:b w:val="0"/>
+        </w:rPr>
+        <w:t>《亲知实见》第305页（表格（意门心路））：![课件原图·《亲知实见》·第305页](课件原图/课件原图_b2674b1c_p305.png)</w:t>
+      </w:r>
+    </w:p>
+    <w:p>
+      <w:pPr>
+        <w:pStyle w:val="ListBullet"/>
+      </w:pPr>
+      <w:r>
+        <w:rPr>
+          <w:b w:val="0"/>
+        </w:rPr>
+        <w:t>《如来禅修学体系90-摄业处分别2（课件）》第1页（封面（如来禅修学体系））：![课件原图·《如来禅修学体系90-摄业处分别2（课件）》·第1页](课件原图/课件原图_2940cee8_p01.png)</w:t>
+      </w:r>
+    </w:p>
+    <w:p>
+      <w:pPr>
+        <w:pStyle w:val="ListBullet"/>
+      </w:pPr>
+      <w:r>
+        <w:rPr>
+          <w:b w:val="0"/>
+        </w:rPr>
+        <w:t>《如来禅修学体系90-摄业处分别2（课件）》第2页（礼敬佛陀（图版））：![课件原图·《如来禅修学体系90-摄业处分别2（课件）》·第2页](课件原图/课件原图_2940cee8_p02.png)</w:t>
+      </w:r>
+    </w:p>
+    <w:p>
+      <w:pPr>
+        <w:pStyle w:val="ListBullet"/>
+      </w:pPr>
+      <w:r>
+        <w:rPr>
+          <w:b w:val="0"/>
+        </w:rPr>
+        <w:t>《如来禅修学体系90-摄业处分别2（课件）》第6页（十二缘起流程图）：![课件原图·《如来禅修学体系90-摄业处分别2（课件）》·第6页](课件原图/课件原图_2940cee8_p06.png)</w:t>
+      </w:r>
+    </w:p>
+    <w:p>
+      <w:pPr>
+        <w:pStyle w:val="ListBullet"/>
+      </w:pPr>
+      <w:r>
+        <w:rPr>
+          <w:b w:val="0"/>
+        </w:rPr>
+        <w:t>《如来禅修学体系90-摄业处分别2（课件）》第10页（表格+佛塔示意图（成就观智））：![课件原图·《如来禅修学体系90-摄业处分别2（课件）》·第10页](课件原图/课件原图_2940cee8_p10.png)</w:t>
+      </w:r>
+    </w:p>
+    <w:p>
+      <w:pPr>
+        <w:pStyle w:val="ListBullet"/>
+      </w:pPr>
+      <w:r>
+        <w:rPr>
+          <w:b w:val="0"/>
+        </w:rPr>
+        <w:t>《如来禅修学体系90-摄业处分别2（课件）》第20页（表格+佛塔示意图（智见清净））：![课件原图·《如来禅修学体系90-摄业处分别2（课件）》·第20页](课件原图/课件原图_2940cee8_p20.png)</w:t>
+      </w:r>
+    </w:p>
+    <w:p>
+      <w:pPr>
+        <w:pStyle w:val="ListBullet"/>
+      </w:pPr>
+      <w:r>
+        <w:rPr>
+          <w:b w:val="0"/>
+        </w:rPr>
+        <w:t>《如来禅修学体系90-摄业处分别2（课件）》第24页（出世间禅那心路图）：![课件原图·《如来禅修学体系90-摄业处分别2（课件）》·第24页](课件原图/课件原图_2940cee8_p24.png)</w:t>
+      </w:r>
+    </w:p>
+    <w:p>
+      <w:pPr>
+        <w:pStyle w:val="ListBullet"/>
+      </w:pPr>
+      <w:r>
+        <w:rPr>
+          <w:b w:val="0"/>
+        </w:rPr>
+        <w:t>《如来禅修学体系90-摄业处分别2（课件）》第25页（出世间果定心路图）：![课件原图·《如来禅修学体系90-摄业处分别2（课件）》·第25页](课件原图/课件原图_2940cee8_p25.png)</w:t>
+      </w:r>
+    </w:p>
+    <w:p>
+      <w:pPr>
+        <w:pStyle w:val="ListBullet"/>
+      </w:pPr>
+      <w:r>
+        <w:rPr>
+          <w:b w:val="0"/>
+        </w:rPr>
+        <w:t>《如来禅修学体系90-摄业处分别2（课件）》第26页（道心·心所矩阵图）：![课件原图·《如来禅修学体系90-摄业处分别2（课件）》·第26页](课件原图/课件原图_2940cee8_p26.png)</w:t>
+      </w:r>
+    </w:p>
+    <w:p>
+      <w:pPr>
+        <w:pStyle w:val="ListBullet"/>
+      </w:pPr>
+      <w:r>
+        <w:rPr>
+          <w:b w:val="0"/>
+        </w:rPr>
+        <w:t>《如来禅修学体系90-摄业处分别2（课件）》第31页（七清净体系结构图）：![课件原图·《如来禅修学体系90-摄业处分别2（课件）》·第31页](课件原图/课件原图_2940cee8_p31.png)</w:t>
+      </w:r>
+    </w:p>
+    <w:p>
+      <w:pPr>
+        <w:pStyle w:val="ListBullet"/>
+      </w:pPr>
+      <w:r>
+        <w:rPr>
+          <w:b w:val="0"/>
+        </w:rPr>
+        <w:t>《如来禅修学体系90-摄业处分别2（课件）》第32页（图版（满版图））：![课件原图·《如来禅修学体系90-摄业处分别2（课件）》·第32页](课件原图/课件原图_2940cee8_p32.png)</w:t>
+      </w:r>
+    </w:p>
+    <w:p>
+      <w:pPr>
+        <w:pStyle w:val="ListBullet"/>
+      </w:pPr>
+      <w:r>
+        <w:rPr>
+          <w:b w:val="0"/>
+        </w:rPr>
+        <w:t>《如来禅修学体系90-摄业处分别2（课件）》第33页（图版（满版图））：![课件原图·《如来禅修学体系90-摄业处分别2（课件）》·第33页](课件原图/课件原图_2940cee8_p33.png)</w:t>
+      </w:r>
+    </w:p>
+    <w:p>
+      <w:pPr>
+        <w:pStyle w:val="ListBullet"/>
+      </w:pPr>
+      <w:r>
+        <w:rPr>
+          <w:b w:val="0"/>
+        </w:rPr>
+        <w:t>《如来禅修学体系90-摄业处分别2（课件）》第34页（图版（满版图））：![课件原图·《如来禅修学体系90-摄业处分别2（课件）》·第34页](课件原图/课件原图_2940cee8_p34.png)</w:t>
+      </w:r>
+    </w:p>
+    <w:p>
+      <w:pPr>
+        <w:pStyle w:val="ListBullet"/>
+      </w:pPr>
+      <w:r>
+        <w:rPr>
+          <w:b w:val="0"/>
+        </w:rPr>
+        <w:t>《证悟涅槃的唯一之道（帕奥·玛欣德译）》第127页（表格）：![课件原图·《证悟涅槃的唯一之道（帕奥·玛欣德译）》·第127页](课件原图/课件原图_6fecc2b9_p127.png)</w:t>
+      </w:r>
+    </w:p>
+    <w:p>
+      <w:pPr>
+        <w:pStyle w:val="ListBullet"/>
+      </w:pPr>
+      <w:r>
+        <w:rPr>
+          <w:b w:val="0"/>
+        </w:rPr>
+        <w:t>《证悟涅槃的唯一之道（帕奥·玛欣德译）》第129页（表格（四界差别简略法））：![课件原图·《证悟涅槃的唯一之道（帕奥·玛欣德译）》·第129页](课件原图/课件原图_6fecc2b9_p129.png)</w:t>
+      </w:r>
+    </w:p>
+    <w:p>
+      <w:pPr>
+        <w:pStyle w:val="ListBullet"/>
+      </w:pPr>
+      <w:r>
+        <w:rPr>
+          <w:b w:val="0"/>
+        </w:rPr>
+        <w:t>《证悟涅槃的唯一之道（帕奥·玛欣德译）》第131页（表格（四界特性））：![课件原图·《证悟涅槃的唯一之道（帕奥·玛欣德译）》·第131页](课件原图/课件原图_6fecc2b9_p131.png)</w:t>
+      </w:r>
+    </w:p>
+    <w:p>
+      <w:pPr>
+        <w:pStyle w:val="ListBullet"/>
+      </w:pPr>
+      <w:r>
+        <w:rPr>
+          <w:b w:val="0"/>
+        </w:rPr>
+        <w:t>《证悟涅槃的唯一之道（帕奥·玛欣德译）》第133页（表格（四种完成色·十四所造色））：![课件原图·《证悟涅槃的唯一之道（帕奥·玛欣德译）》·第133页](课件原图/课件原图_6fecc2b9_p133.png)</w:t>
+      </w:r>
+    </w:p>
+    <w:p>
+      <w:pPr>
+        <w:pStyle w:val="ListBullet"/>
+      </w:pPr>
+      <w:r>
+        <w:rPr>
+          <w:b w:val="0"/>
+        </w:rPr>
+        <w:t>《证悟涅槃的唯一之道（帕奥·玛欣德译）》第134页（表格（眼鼻耳舌色法））：![课件原图·《证悟涅槃的唯一之道（帕奥·玛欣德译）》·第134页](课件原图/课件原图_6fecc2b9_p134.png)</w:t>
+      </w:r>
+    </w:p>
+    <w:p>
+      <w:pPr>
+        <w:pStyle w:val="ListBullet"/>
+      </w:pPr>
+      <w:r>
+        <w:rPr>
+          <w:b w:val="0"/>
+        </w:rPr>
+        <w:t>《证悟涅槃的唯一之道（帕奥·玛欣德译）》第135页（表格（眼鼻耳舌色法））：![课件原图·《证悟涅槃的唯一之道（帕奥·玛欣德译）》·第135页](课件原图/课件原图_6fecc2b9_p135.png)</w:t>
+      </w:r>
+    </w:p>
+    <w:p>
+      <w:pPr>
+        <w:pStyle w:val="ListBullet"/>
+      </w:pPr>
+      <w:r>
+        <w:rPr>
+          <w:b w:val="0"/>
+        </w:rPr>
+        <w:t>《证悟涅槃的唯一之道（帕奥·玛欣德译）》第151页（表格（七十二心所））：![课件原图·《证悟涅槃的唯一之道（帕奥·玛欣德译）》·第151页](课件原图/课件原图_6fecc2b9_p151.png)</w:t>
+      </w:r>
+    </w:p>
+    <w:p>
+      <w:pPr>
+        <w:pStyle w:val="ListBullet"/>
+      </w:pPr>
+      <w:r>
+        <w:rPr>
+          <w:b w:val="0"/>
+        </w:rPr>
+        <w:t>《证悟涅槃的唯一之道（帕奥·玛欣德译）》第152页（表格（二十五美心所））：![课件原图·《证悟涅槃的唯一之道（帕奥·玛欣德译）》·第152页](课件原图/课件原图_6fecc2b9_p152.png)</w:t>
+      </w:r>
+    </w:p>
+    <w:p>
+      <w:pPr>
+        <w:pStyle w:val="ListBullet"/>
+      </w:pPr>
+      <w:r>
+        <w:rPr>
+          <w:b w:val="0"/>
+        </w:rPr>
+        <w:t>《证悟涅槃的唯一之道（帕奥·玛欣德译）》第153页（结构图（八十九心））：![课件原图·《证悟涅槃的唯一之道（帕奥·玛欣德译）》·第153页](课件原图/课件原图_6fecc2b9_p153.png)</w:t>
+      </w:r>
+    </w:p>
+    <w:p>
+      <w:pPr>
+        <w:pStyle w:val="ListBullet"/>
+      </w:pPr>
+      <w:r>
+        <w:rPr>
+          <w:b w:val="0"/>
+        </w:rPr>
+        <w:t>《证悟涅槃的唯一之道（帕奥·玛欣德译）》第158页（结构图（禅那心的名法））：![课件原图·《证悟涅槃的唯一之道（帕奥·玛欣德译）》·第158页](课件原图/课件原图_6fecc2b9_p158.png)</w:t>
+      </w:r>
+    </w:p>
+    <w:p>
+      <w:pPr>
+        <w:pStyle w:val="ListBullet"/>
+      </w:pPr>
+      <w:r>
+        <w:rPr>
+          <w:b w:val="0"/>
+        </w:rPr>
+        <w:t>《证悟涅槃的唯一之道（帕奥·玛欣德译）》第159页（表格（禅那心的名法））：![课件原图·《证悟涅槃的唯一之道（帕奥·玛欣德译）》·第159页](课件原图/课件原图_6fecc2b9_p159.png)</w:t>
+      </w:r>
+    </w:p>
+    <w:p>
+      <w:pPr>
+        <w:pStyle w:val="ListBullet"/>
+      </w:pPr>
+      <w:r>
+        <w:rPr>
+          <w:b w:val="0"/>
+        </w:rPr>
+        <w:t>《证悟涅槃的唯一之道（帕奥·玛欣德译）》第160页（表格（禅那心的名法））：![课件原图·《证悟涅槃的唯一之道（帕奥·玛欣德译）》·第160页](课件原图/课件原图_6fecc2b9_p160.png)</w:t>
+      </w:r>
+    </w:p>
+    <w:p>
+      <w:pPr>
+        <w:pStyle w:val="ListBullet"/>
+      </w:pPr>
+      <w:r>
+        <w:rPr>
+          <w:b w:val="0"/>
+        </w:rPr>
+        <w:t>《佛陀教导过智慧之光吗》：（本册为文字页，无图形页）</w:t>
+      </w:r>
+    </w:p>
+    <w:p>
+      <w:pPr>
+        <w:pStyle w:val="ListBullet"/>
+      </w:pPr>
+      <w:r>
+        <w:rPr>
+          <w:b w:val="0"/>
+        </w:rPr>
+        <w:t>《突破止观-帕奥西亚多》第1页（封面（森林佛像））：![课件原图·《突破止观-帕奥西亚多》·第1页](课件原图/课件原图_b1ac7c05_p01.png)</w:t>
+      </w:r>
+    </w:p>
+    <w:p>
+      <w:pPr>
+        <w:pStyle w:val="ListBullet"/>
+      </w:pPr>
+      <w:r>
+        <w:rPr>
+          <w:b w:val="0"/>
+        </w:rPr>
+        <w:t>《突破止观-帕奥西亚多》第35页（表格（辨识眼门五十四色））：![课件原图·《突破止观-帕奥西亚多》·第35页](课件原图/课件原图_b1ac7c05_p35.png)</w:t>
+      </w:r>
+    </w:p>
+    <w:p>
+      <w:pPr>
+        <w:pStyle w:val="ListBullet"/>
+      </w:pPr>
+      <w:r>
+        <w:rPr>
+          <w:b w:val="0"/>
+        </w:rPr>
+        <w:t>《突破止观-帕奥西亚多》第38页（结构图+表格（纯意门心路过程））：![课件原图·《突破止观-帕奥西亚多》·第38页](课件原图/课件原图_b1ac7c05_p38.png)</w:t>
+      </w:r>
+    </w:p>
+    <w:p>
+      <w:pPr>
+        <w:pStyle w:val="ListBullet"/>
+      </w:pPr>
+      <w:r>
+        <w:rPr>
+          <w:b w:val="0"/>
+        </w:rPr>
+        <w:t>《突破止观-帕奥西亚多》第60页（表格（纯熟者道果心路过程））：![课件原图·《突破止观-帕奥西亚多》·第60页](课件原图/课件原图_b1ac7c05_p60.png)</w:t>
+      </w:r>
+    </w:p>
+    <w:p>
+      <w:pPr>
+        <w:pStyle w:val="ListBullet"/>
+      </w:pPr>
+      <w:r>
+        <w:rPr>
+          <w:b w:val="0"/>
+        </w:rPr>
+        <w:t>《止观法要》第69页（表格（八圣道·三学·七清净·十六观智对照表））：![课件原图·《止观法要》·第69页](课件原图/课件原图_66dc47ff_p69.png)</w:t>
+      </w:r>
+    </w:p>
+    <w:p>
+      <w:pPr>
+        <w:pStyle w:val="ListBullet"/>
+      </w:pPr>
+      <w:r>
+        <w:rPr>
+          <w:b w:val="0"/>
+        </w:rPr>
+        <w:t>《止观法要》第74页（表格（四十种业处·所证禅定·所缘））：![课件原图·《止观法要》·第74页](课件原图/课件原图_66dc47ff_p74.png)</w:t>
+      </w:r>
+    </w:p>
+    <w:p>
+      <w:pPr>
+        <w:pStyle w:val="ListBullet"/>
+      </w:pPr>
+      <w:r>
+        <w:rPr>
+          <w:b w:val="0"/>
+        </w:rPr>
+        <w:t>《清净道论-2 Visuddhimagga-2》：（本册为文字页，无图形页）</w:t>
+      </w:r>
+    </w:p>
+    <w:p>
+      <w:pPr>
+        <w:pStyle w:val="ListBullet"/>
+      </w:pPr>
+      <w:r>
+        <w:rPr>
+          <w:b w:val="0"/>
+        </w:rPr>
+        <w:t>《清净之道讲要（下）·玛欣德》第1页（封面（玛欣德尊者像+目录））：![课件原图·《清净之道讲要（下）·玛欣德》·第1页](课件原图/课件原图_67881650_p01.png)</w:t>
       </w:r>
     </w:p>
     <w:sectPr>

--- a/交付成果/第三轮修订版/第三轮4周版/读书会20_从凡夫到圣者道果与涅槃_4周资料包（第三版修订）/Word版/第3周_十六观智次第（上·下）_主持人版.docx
+++ b/交付成果/第三轮修订版/第三轮4周版/读书会20_从凡夫到圣者道果与涅槃_4周资料包（第三版修订）/Word版/第3周_十六观智次第（上·下）_主持人版.docx
@@ -20294,7 +20294,7 @@
         <w:rPr>
           <w:b w:val="0"/>
         </w:rPr>
-        <w:t>《亲知实见》：![拼版总图·《亲知实见》](课件原图/拼版_b2674b1c.png)</w:t>
+        <w:t>《亲知实见》：![拼版总图·《亲知实见》](课件原图/拼版_b2674b1c.jpg)</w:t>
       </w:r>
     </w:p>
     <w:p>
@@ -20305,7 +20305,7 @@
         <w:rPr>
           <w:b w:val="0"/>
         </w:rPr>
-        <w:t>《如来禅修学体系90-摄业处分别2（课件）》：![拼版总图·《如来禅修学体系90-摄业处分别2（课件）》](课件原图/拼版_2940cee8.png)</w:t>
+        <w:t>《如来禅修学体系90-摄业处分别2（课件）》：![拼版总图·《如来禅修学体系90-摄业处分别2（课件）》](课件原图/拼版_2940cee8.jpg)</w:t>
       </w:r>
     </w:p>
     <w:p>
@@ -20316,7 +20316,7 @@
         <w:rPr>
           <w:b w:val="0"/>
         </w:rPr>
-        <w:t>《证悟涅槃的唯一之道（帕奥·玛欣德译）》：![拼版总图·《证悟涅槃的唯一之道（帕奥·玛欣德译）》](课件原图/拼版_6fecc2b9.png)</w:t>
+        <w:t>《证悟涅槃的唯一之道（帕奥·玛欣德译）》：![拼版总图·《证悟涅槃的唯一之道（帕奥·玛欣德译）》](课件原图/拼版_6fecc2b9.jpg)</w:t>
       </w:r>
     </w:p>
     <w:p>
@@ -20327,7 +20327,7 @@
         <w:rPr>
           <w:b w:val="0"/>
         </w:rPr>
-        <w:t>《佛陀教导过智慧之光吗》：![拼版总图·《佛陀教导过智慧之光吗》](课件原图/拼版_2f008b71.png)</w:t>
+        <w:t>《突破止观-帕奥西亚多》：![拼版总图·《突破止观-帕奥西亚多》](课件原图/拼版_b1ac7c05.jpg)</w:t>
       </w:r>
     </w:p>
     <w:p>
@@ -20338,7 +20338,15 @@
         <w:rPr>
           <w:b w:val="0"/>
         </w:rPr>
-        <w:t>《突破止观-帕奥西亚多》：![拼版总图·《突破止观-帕奥西亚多》](课件原图/拼版_b1ac7c05.png)</w:t>
+        <w:t>《止观法要》：![拼版总图·《止观法要》](课件原图/拼版_66dc47ff.jpg)</w:t>
+      </w:r>
+    </w:p>
+    <w:p>
+      <w:r>
+        <w:rPr>
+          <w:b/>
+        </w:rPr>
+        <w:t>图形页（目视定位所得）</w:t>
       </w:r>
     </w:p>
     <w:p>
@@ -20349,7 +20357,7 @@
         <w:rPr>
           <w:b w:val="0"/>
         </w:rPr>
-        <w:t>《止观法要》：![拼版总图·《止观法要》](课件原图/拼版_66dc47ff.png)</w:t>
+        <w:t>《亲知实见》第93页（表格（禅心定路））：![课件原图·《亲知实见》第93页（表格（禅心定路））](课件原图/课件原图_b2674b1c_p93.jpg)</w:t>
       </w:r>
     </w:p>
     <w:p>
@@ -20360,7 +20368,7 @@
         <w:rPr>
           <w:b w:val="0"/>
         </w:rPr>
-        <w:t>《清净道论-2 Visuddhimagga-2》：![拼版总图·《清净道论-2 Visuddhimagga-2》](课件原图/拼版_7f3ba6b4.png)</w:t>
+        <w:t>《如来禅修学体系90-摄业处分别2（课件）》第26页（道心·心所矩阵图）：![课件原图·《如来禅修学体系90-摄业处分别2（课件）》第26页（道心·心所矩阵图）](课件原图/课件原图_2940cee8_p26.jpg)</w:t>
       </w:r>
     </w:p>
     <w:p>
@@ -20371,15 +20379,7 @@
         <w:rPr>
           <w:b w:val="0"/>
         </w:rPr>
-        <w:t>《清净之道讲要（下）·玛欣德》：![拼版总图·《清净之道讲要（下）·玛欣德》](课件原图/拼版_67881650.png)</w:t>
-      </w:r>
-    </w:p>
-    <w:p>
-      <w:r>
-        <w:rPr>
-          <w:b/>
-        </w:rPr>
-        <w:t>图形页（目视定位所得）</w:t>
+        <w:t>《证悟涅槃的唯一之道（帕奥·玛欣德译）》第153页（结构图（八十九心））：![课件原图·《证悟涅槃的唯一之道（帕奥·玛欣德译）》第153页（结构图（八十九心））](课件原图/课件原图_6fecc2b9_p153.jpg)</w:t>
       </w:r>
     </w:p>
     <w:p>
@@ -20390,7 +20390,7 @@
         <w:rPr>
           <w:b w:val="0"/>
         </w:rPr>
-        <w:t>《亲知实见》第93页（表格（禅心定路））：![课件原图·《亲知实见》·第93页](课件原图/课件原图_b2674b1c_p93.png)</w:t>
+        <w:t>《突破止观-帕奥西亚多》第38页（结构图+表格（纯意门心路过程））：![课件原图·《突破止观-帕奥西亚多》第38页（结构图+表格（纯意门心路过程））](课件原图/课件原图_b1ac7c05_p38.jpg)</w:t>
       </w:r>
     </w:p>
     <w:p>
@@ -20401,436 +20401,7 @@
         <w:rPr>
           <w:b w:val="0"/>
         </w:rPr>
-        <w:t>《亲知实见》第221页（表格（眼门基本色法））：![课件原图·《亲知实见》·第221页](课件原图/课件原图_b2674b1c_p221.png)</w:t>
-      </w:r>
-    </w:p>
-    <w:p>
-      <w:pPr>
-        <w:pStyle w:val="ListBullet"/>
-      </w:pPr>
-      <w:r>
-        <w:rPr>
-          <w:b w:val="0"/>
-        </w:rPr>
-        <w:t>《亲知实见》第228页（表格（身体基本色法））：![课件原图·《亲知实见》·第228页](课件原图/课件原图_b2674b1c_p228.png)</w:t>
-      </w:r>
-    </w:p>
-    <w:p>
-      <w:pPr>
-        <w:pStyle w:val="ListBullet"/>
-      </w:pPr>
-      <w:r>
-        <w:rPr>
-          <w:b w:val="0"/>
-        </w:rPr>
-        <w:t>《亲知实见》第229页（表格（心脏基本色法））：![课件原图·《亲知实见》·第229页](课件原图/课件原图_b2674b1c_p229.png)</w:t>
-      </w:r>
-    </w:p>
-    <w:p>
-      <w:pPr>
-        <w:pStyle w:val="ListBullet"/>
-      </w:pPr>
-      <w:r>
-        <w:rPr>
-          <w:b w:val="0"/>
-        </w:rPr>
-        <w:t>《亲知实见》第230页（结构图+表格（死亡与转生·缘起））：![课件原图·《亲知实见》·第230页](课件原图/课件原图_b2674b1c_p230.png)</w:t>
-      </w:r>
-    </w:p>
-    <w:p>
-      <w:pPr>
-        <w:pStyle w:val="ListBullet"/>
-      </w:pPr>
-      <w:r>
-        <w:rPr>
-          <w:b w:val="0"/>
-        </w:rPr>
-        <w:t>《亲知实见》第273页（结构图+表格（生死流转缘起））：![课件原图·《亲知实见》·第273页](课件原图/课件原图_b2674b1c_p273.png)</w:t>
-      </w:r>
-    </w:p>
-    <w:p>
-      <w:pPr>
-        <w:pStyle w:val="ListBullet"/>
-      </w:pPr>
-      <w:r>
-        <w:rPr>
-          <w:b w:val="0"/>
-        </w:rPr>
-        <w:t>《亲知实见》第300页（结构图+表格（死亡与转生））：![课件原图·《亲知实见》·第300页](课件原图/课件原图_b2674b1c_p300.png)</w:t>
-      </w:r>
-    </w:p>
-    <w:p>
-      <w:pPr>
-        <w:pStyle w:val="ListBullet"/>
-      </w:pPr>
-      <w:r>
-        <w:rPr>
-          <w:b w:val="0"/>
-        </w:rPr>
-        <w:t>《亲知实见》第305页（表格（意门心路））：![课件原图·《亲知实见》·第305页](课件原图/课件原图_b2674b1c_p305.png)</w:t>
-      </w:r>
-    </w:p>
-    <w:p>
-      <w:pPr>
-        <w:pStyle w:val="ListBullet"/>
-      </w:pPr>
-      <w:r>
-        <w:rPr>
-          <w:b w:val="0"/>
-        </w:rPr>
-        <w:t>《如来禅修学体系90-摄业处分别2（课件）》第1页（封面（如来禅修学体系））：![课件原图·《如来禅修学体系90-摄业处分别2（课件）》·第1页](课件原图/课件原图_2940cee8_p01.png)</w:t>
-      </w:r>
-    </w:p>
-    <w:p>
-      <w:pPr>
-        <w:pStyle w:val="ListBullet"/>
-      </w:pPr>
-      <w:r>
-        <w:rPr>
-          <w:b w:val="0"/>
-        </w:rPr>
-        <w:t>《如来禅修学体系90-摄业处分别2（课件）》第2页（礼敬佛陀（图版））：![课件原图·《如来禅修学体系90-摄业处分别2（课件）》·第2页](课件原图/课件原图_2940cee8_p02.png)</w:t>
-      </w:r>
-    </w:p>
-    <w:p>
-      <w:pPr>
-        <w:pStyle w:val="ListBullet"/>
-      </w:pPr>
-      <w:r>
-        <w:rPr>
-          <w:b w:val="0"/>
-        </w:rPr>
-        <w:t>《如来禅修学体系90-摄业处分别2（课件）》第6页（十二缘起流程图）：![课件原图·《如来禅修学体系90-摄业处分别2（课件）》·第6页](课件原图/课件原图_2940cee8_p06.png)</w:t>
-      </w:r>
-    </w:p>
-    <w:p>
-      <w:pPr>
-        <w:pStyle w:val="ListBullet"/>
-      </w:pPr>
-      <w:r>
-        <w:rPr>
-          <w:b w:val="0"/>
-        </w:rPr>
-        <w:t>《如来禅修学体系90-摄业处分别2（课件）》第10页（表格+佛塔示意图（成就观智））：![课件原图·《如来禅修学体系90-摄业处分别2（课件）》·第10页](课件原图/课件原图_2940cee8_p10.png)</w:t>
-      </w:r>
-    </w:p>
-    <w:p>
-      <w:pPr>
-        <w:pStyle w:val="ListBullet"/>
-      </w:pPr>
-      <w:r>
-        <w:rPr>
-          <w:b w:val="0"/>
-        </w:rPr>
-        <w:t>《如来禅修学体系90-摄业处分别2（课件）》第20页（表格+佛塔示意图（智见清净））：![课件原图·《如来禅修学体系90-摄业处分别2（课件）》·第20页](课件原图/课件原图_2940cee8_p20.png)</w:t>
-      </w:r>
-    </w:p>
-    <w:p>
-      <w:pPr>
-        <w:pStyle w:val="ListBullet"/>
-      </w:pPr>
-      <w:r>
-        <w:rPr>
-          <w:b w:val="0"/>
-        </w:rPr>
-        <w:t>《如来禅修学体系90-摄业处分别2（课件）》第24页（出世间禅那心路图）：![课件原图·《如来禅修学体系90-摄业处分别2（课件）》·第24页](课件原图/课件原图_2940cee8_p24.png)</w:t>
-      </w:r>
-    </w:p>
-    <w:p>
-      <w:pPr>
-        <w:pStyle w:val="ListBullet"/>
-      </w:pPr>
-      <w:r>
-        <w:rPr>
-          <w:b w:val="0"/>
-        </w:rPr>
-        <w:t>《如来禅修学体系90-摄业处分别2（课件）》第25页（出世间果定心路图）：![课件原图·《如来禅修学体系90-摄业处分别2（课件）》·第25页](课件原图/课件原图_2940cee8_p25.png)</w:t>
-      </w:r>
-    </w:p>
-    <w:p>
-      <w:pPr>
-        <w:pStyle w:val="ListBullet"/>
-      </w:pPr>
-      <w:r>
-        <w:rPr>
-          <w:b w:val="0"/>
-        </w:rPr>
-        <w:t>《如来禅修学体系90-摄业处分别2（课件）》第26页（道心·心所矩阵图）：![课件原图·《如来禅修学体系90-摄业处分别2（课件）》·第26页](课件原图/课件原图_2940cee8_p26.png)</w:t>
-      </w:r>
-    </w:p>
-    <w:p>
-      <w:pPr>
-        <w:pStyle w:val="ListBullet"/>
-      </w:pPr>
-      <w:r>
-        <w:rPr>
-          <w:b w:val="0"/>
-        </w:rPr>
-        <w:t>《如来禅修学体系90-摄业处分别2（课件）》第31页（七清净体系结构图）：![课件原图·《如来禅修学体系90-摄业处分别2（课件）》·第31页](课件原图/课件原图_2940cee8_p31.png)</w:t>
-      </w:r>
-    </w:p>
-    <w:p>
-      <w:pPr>
-        <w:pStyle w:val="ListBullet"/>
-      </w:pPr>
-      <w:r>
-        <w:rPr>
-          <w:b w:val="0"/>
-        </w:rPr>
-        <w:t>《如来禅修学体系90-摄业处分别2（课件）》第32页（图版（满版图））：![课件原图·《如来禅修学体系90-摄业处分别2（课件）》·第32页](课件原图/课件原图_2940cee8_p32.png)</w:t>
-      </w:r>
-    </w:p>
-    <w:p>
-      <w:pPr>
-        <w:pStyle w:val="ListBullet"/>
-      </w:pPr>
-      <w:r>
-        <w:rPr>
-          <w:b w:val="0"/>
-        </w:rPr>
-        <w:t>《如来禅修学体系90-摄业处分别2（课件）》第33页（图版（满版图））：![课件原图·《如来禅修学体系90-摄业处分别2（课件）》·第33页](课件原图/课件原图_2940cee8_p33.png)</w:t>
-      </w:r>
-    </w:p>
-    <w:p>
-      <w:pPr>
-        <w:pStyle w:val="ListBullet"/>
-      </w:pPr>
-      <w:r>
-        <w:rPr>
-          <w:b w:val="0"/>
-        </w:rPr>
-        <w:t>《如来禅修学体系90-摄业处分别2（课件）》第34页（图版（满版图））：![课件原图·《如来禅修学体系90-摄业处分别2（课件）》·第34页](课件原图/课件原图_2940cee8_p34.png)</w:t>
-      </w:r>
-    </w:p>
-    <w:p>
-      <w:pPr>
-        <w:pStyle w:val="ListBullet"/>
-      </w:pPr>
-      <w:r>
-        <w:rPr>
-          <w:b w:val="0"/>
-        </w:rPr>
-        <w:t>《证悟涅槃的唯一之道（帕奥·玛欣德译）》第127页（表格）：![课件原图·《证悟涅槃的唯一之道（帕奥·玛欣德译）》·第127页](课件原图/课件原图_6fecc2b9_p127.png)</w:t>
-      </w:r>
-    </w:p>
-    <w:p>
-      <w:pPr>
-        <w:pStyle w:val="ListBullet"/>
-      </w:pPr>
-      <w:r>
-        <w:rPr>
-          <w:b w:val="0"/>
-        </w:rPr>
-        <w:t>《证悟涅槃的唯一之道（帕奥·玛欣德译）》第129页（表格（四界差别简略法））：![课件原图·《证悟涅槃的唯一之道（帕奥·玛欣德译）》·第129页](课件原图/课件原图_6fecc2b9_p129.png)</w:t>
-      </w:r>
-    </w:p>
-    <w:p>
-      <w:pPr>
-        <w:pStyle w:val="ListBullet"/>
-      </w:pPr>
-      <w:r>
-        <w:rPr>
-          <w:b w:val="0"/>
-        </w:rPr>
-        <w:t>《证悟涅槃的唯一之道（帕奥·玛欣德译）》第131页（表格（四界特性））：![课件原图·《证悟涅槃的唯一之道（帕奥·玛欣德译）》·第131页](课件原图/课件原图_6fecc2b9_p131.png)</w:t>
-      </w:r>
-    </w:p>
-    <w:p>
-      <w:pPr>
-        <w:pStyle w:val="ListBullet"/>
-      </w:pPr>
-      <w:r>
-        <w:rPr>
-          <w:b w:val="0"/>
-        </w:rPr>
-        <w:t>《证悟涅槃的唯一之道（帕奥·玛欣德译）》第133页（表格（四种完成色·十四所造色））：![课件原图·《证悟涅槃的唯一之道（帕奥·玛欣德译）》·第133页](课件原图/课件原图_6fecc2b9_p133.png)</w:t>
-      </w:r>
-    </w:p>
-    <w:p>
-      <w:pPr>
-        <w:pStyle w:val="ListBullet"/>
-      </w:pPr>
-      <w:r>
-        <w:rPr>
-          <w:b w:val="0"/>
-        </w:rPr>
-        <w:t>《证悟涅槃的唯一之道（帕奥·玛欣德译）》第134页（表格（眼鼻耳舌色法））：![课件原图·《证悟涅槃的唯一之道（帕奥·玛欣德译）》·第134页](课件原图/课件原图_6fecc2b9_p134.png)</w:t>
-      </w:r>
-    </w:p>
-    <w:p>
-      <w:pPr>
-        <w:pStyle w:val="ListBullet"/>
-      </w:pPr>
-      <w:r>
-        <w:rPr>
-          <w:b w:val="0"/>
-        </w:rPr>
-        <w:t>《证悟涅槃的唯一之道（帕奥·玛欣德译）》第135页（表格（眼鼻耳舌色法））：![课件原图·《证悟涅槃的唯一之道（帕奥·玛欣德译）》·第135页](课件原图/课件原图_6fecc2b9_p135.png)</w:t>
-      </w:r>
-    </w:p>
-    <w:p>
-      <w:pPr>
-        <w:pStyle w:val="ListBullet"/>
-      </w:pPr>
-      <w:r>
-        <w:rPr>
-          <w:b w:val="0"/>
-        </w:rPr>
-        <w:t>《证悟涅槃的唯一之道（帕奥·玛欣德译）》第151页（表格（七十二心所））：![课件原图·《证悟涅槃的唯一之道（帕奥·玛欣德译）》·第151页](课件原图/课件原图_6fecc2b9_p151.png)</w:t>
-      </w:r>
-    </w:p>
-    <w:p>
-      <w:pPr>
-        <w:pStyle w:val="ListBullet"/>
-      </w:pPr>
-      <w:r>
-        <w:rPr>
-          <w:b w:val="0"/>
-        </w:rPr>
-        <w:t>《证悟涅槃的唯一之道（帕奥·玛欣德译）》第152页（表格（二十五美心所））：![课件原图·《证悟涅槃的唯一之道（帕奥·玛欣德译）》·第152页](课件原图/课件原图_6fecc2b9_p152.png)</w:t>
-      </w:r>
-    </w:p>
-    <w:p>
-      <w:pPr>
-        <w:pStyle w:val="ListBullet"/>
-      </w:pPr>
-      <w:r>
-        <w:rPr>
-          <w:b w:val="0"/>
-        </w:rPr>
-        <w:t>《证悟涅槃的唯一之道（帕奥·玛欣德译）》第153页（结构图（八十九心））：![课件原图·《证悟涅槃的唯一之道（帕奥·玛欣德译）》·第153页](课件原图/课件原图_6fecc2b9_p153.png)</w:t>
-      </w:r>
-    </w:p>
-    <w:p>
-      <w:pPr>
-        <w:pStyle w:val="ListBullet"/>
-      </w:pPr>
-      <w:r>
-        <w:rPr>
-          <w:b w:val="0"/>
-        </w:rPr>
-        <w:t>《证悟涅槃的唯一之道（帕奥·玛欣德译）》第158页（结构图（禅那心的名法））：![课件原图·《证悟涅槃的唯一之道（帕奥·玛欣德译）》·第158页](课件原图/课件原图_6fecc2b9_p158.png)</w:t>
-      </w:r>
-    </w:p>
-    <w:p>
-      <w:pPr>
-        <w:pStyle w:val="ListBullet"/>
-      </w:pPr>
-      <w:r>
-        <w:rPr>
-          <w:b w:val="0"/>
-        </w:rPr>
-        <w:t>《证悟涅槃的唯一之道（帕奥·玛欣德译）》第159页（表格（禅那心的名法））：![课件原图·《证悟涅槃的唯一之道（帕奥·玛欣德译）》·第159页](课件原图/课件原图_6fecc2b9_p159.png)</w:t>
-      </w:r>
-    </w:p>
-    <w:p>
-      <w:pPr>
-        <w:pStyle w:val="ListBullet"/>
-      </w:pPr>
-      <w:r>
-        <w:rPr>
-          <w:b w:val="0"/>
-        </w:rPr>
-        <w:t>《证悟涅槃的唯一之道（帕奥·玛欣德译）》第160页（表格（禅那心的名法））：![课件原图·《证悟涅槃的唯一之道（帕奥·玛欣德译）》·第160页](课件原图/课件原图_6fecc2b9_p160.png)</w:t>
-      </w:r>
-    </w:p>
-    <w:p>
-      <w:pPr>
-        <w:pStyle w:val="ListBullet"/>
-      </w:pPr>
-      <w:r>
-        <w:rPr>
-          <w:b w:val="0"/>
-        </w:rPr>
-        <w:t>《佛陀教导过智慧之光吗》：（本册为文字页，无图形页）</w:t>
-      </w:r>
-    </w:p>
-    <w:p>
-      <w:pPr>
-        <w:pStyle w:val="ListBullet"/>
-      </w:pPr>
-      <w:r>
-        <w:rPr>
-          <w:b w:val="0"/>
-        </w:rPr>
-        <w:t>《突破止观-帕奥西亚多》第1页（封面（森林佛像））：![课件原图·《突破止观-帕奥西亚多》·第1页](课件原图/课件原图_b1ac7c05_p01.png)</w:t>
-      </w:r>
-    </w:p>
-    <w:p>
-      <w:pPr>
-        <w:pStyle w:val="ListBullet"/>
-      </w:pPr>
-      <w:r>
-        <w:rPr>
-          <w:b w:val="0"/>
-        </w:rPr>
-        <w:t>《突破止观-帕奥西亚多》第35页（表格（辨识眼门五十四色））：![课件原图·《突破止观-帕奥西亚多》·第35页](课件原图/课件原图_b1ac7c05_p35.png)</w:t>
-      </w:r>
-    </w:p>
-    <w:p>
-      <w:pPr>
-        <w:pStyle w:val="ListBullet"/>
-      </w:pPr>
-      <w:r>
-        <w:rPr>
-          <w:b w:val="0"/>
-        </w:rPr>
-        <w:t>《突破止观-帕奥西亚多》第38页（结构图+表格（纯意门心路过程））：![课件原图·《突破止观-帕奥西亚多》·第38页](课件原图/课件原图_b1ac7c05_p38.png)</w:t>
-      </w:r>
-    </w:p>
-    <w:p>
-      <w:pPr>
-        <w:pStyle w:val="ListBullet"/>
-      </w:pPr>
-      <w:r>
-        <w:rPr>
-          <w:b w:val="0"/>
-        </w:rPr>
-        <w:t>《突破止观-帕奥西亚多》第60页（表格（纯熟者道果心路过程））：![课件原图·《突破止观-帕奥西亚多》·第60页](课件原图/课件原图_b1ac7c05_p60.png)</w:t>
-      </w:r>
-    </w:p>
-    <w:p>
-      <w:pPr>
-        <w:pStyle w:val="ListBullet"/>
-      </w:pPr>
-      <w:r>
-        <w:rPr>
-          <w:b w:val="0"/>
-        </w:rPr>
-        <w:t>《止观法要》第69页（表格（八圣道·三学·七清净·十六观智对照表））：![课件原图·《止观法要》·第69页](课件原图/课件原图_66dc47ff_p69.png)</w:t>
-      </w:r>
-    </w:p>
-    <w:p>
-      <w:pPr>
-        <w:pStyle w:val="ListBullet"/>
-      </w:pPr>
-      <w:r>
-        <w:rPr>
-          <w:b w:val="0"/>
-        </w:rPr>
-        <w:t>《止观法要》第74页（表格（四十种业处·所证禅定·所缘））：![课件原图·《止观法要》·第74页](课件原图/课件原图_66dc47ff_p74.png)</w:t>
-      </w:r>
-    </w:p>
-    <w:p>
-      <w:pPr>
-        <w:pStyle w:val="ListBullet"/>
-      </w:pPr>
-      <w:r>
-        <w:rPr>
-          <w:b w:val="0"/>
-        </w:rPr>
-        <w:t>《清净道论-2 Visuddhimagga-2》：（本册为文字页，无图形页）</w:t>
-      </w:r>
-    </w:p>
-    <w:p>
-      <w:pPr>
-        <w:pStyle w:val="ListBullet"/>
-      </w:pPr>
-      <w:r>
-        <w:rPr>
-          <w:b w:val="0"/>
-        </w:rPr>
-        <w:t>《清净之道讲要（下）·玛欣德》第1页（封面（玛欣德尊者像+目录））：![课件原图·《清净之道讲要（下）·玛欣德》·第1页](课件原图/课件原图_67881650_p01.png)</w:t>
+        <w:t>《止观法要》第69页（表格（八圣道·三学·七清净·十六观智对照表））：![课件原图·《止观法要》第69页（表格（八圣道·三学·七清净·十六观智对照表））](课件原图/课件原图_66dc47ff_p69.jpg)</w:t>
       </w:r>
     </w:p>
     <w:sectPr>
